--- a/docs/ho-so/EIDE-PDA-00_Phan_tich_thiet_ke_san_pham.docx
+++ b/docs/ho-so/EIDE-PDA-00_Phan_tich_thiet_ke_san_pham.docx
@@ -14059,7 +14059,7 @@
           <w:sz w:val="26"/>
           <w:szCs w:val="26"/>
         </w:rPr>
-        <w:t xml:space="preserve">Danh mục năng lực [21] là xương sống nối yêu cầu (URD/SRS), thiết kế (SAD/SDD), kiểm thử (STP) và giao diện: 238 năng lực trong 27 nhóm, mỗi năng lực có 13 trường hợp đồng. Phân bố theo mức tự chủ: T1 205 (86%), T1* 15, T2 15, T3 3; theo lớp rủi ro: R0 140, R1 70, R2 20, R3 6, R4 2; đã có trong mã M0: 19. Sáu nhóm bổ sung ở v1.1 (req, arch, diagram, doc, view, discover) và nhóm gốc tool (v1.2: tác tử tự viết công cụ Python và chạy) đưa EIDE từ "bàn tri thức phần cứng" thành môi trường phủ trọn vòng đời kỹ nghệ nhúng: yêu cầu → kiến trúc → lược đồ → mã → mô phỏng/board → tài liệu.</w:t>
+        <w:t xml:space="preserve">Danh mục năng lực [21] là xương sống nối yêu cầu (URD/SRS), thiết kế (SAD/SDD), kiểm thử (STP) và giao diện: 238 năng lực trong 27 nhóm, mỗi năng lực có 13 trường hợp đồng. Phân bố theo mức tự chủ: T1 206 (87%), T1* 15, T2 14, T3 3; theo lớp rủi ro: R0 140, R1 70, R2 20, R3 6, R4 2; đã có trong mã M0: 19. Sáu nhóm bổ sung ở v1.1 (req, arch, diagram, doc, view, discover) và nhóm gốc tool (v1.2: tác tử tự viết công cụ Python và chạy) đưa EIDE từ "bàn tri thức phần cứng" thành môi trường phủ trọn vòng đời kỹ nghệ nhúng: yêu cầu → kiến trúc → lược đồ → mã → mô phỏng/board → tài liệu.</w:t>
       </w:r>
     </w:p>
     <w:p>
